--- a/project-personal/stage2/report/report.docx
+++ b/project-personal/stage2/report/report.docx
@@ -19,25 +19,19 @@
         <w:t xml:space="preserve"> </w:t>
       </w:r>
       <w:r>
-        <w:t xml:space="preserve">второму</w:t>
+        <w:t xml:space="preserve">домашнему</w:t>
       </w:r>
       <w:r>
         <w:t xml:space="preserve"> </w:t>
       </w:r>
       <w:r>
-        <w:t xml:space="preserve">этапу</w:t>
+        <w:t xml:space="preserve">заданию</w:t>
       </w:r>
       <w:r>
         <w:t xml:space="preserve"> </w:t>
       </w:r>
       <w:r>
-        <w:t xml:space="preserve">реализации</w:t>
-      </w:r>
-      <w:r>
-        <w:t xml:space="preserve"> </w:t>
-      </w:r>
-      <w:r>
-        <w:t xml:space="preserve">проекта</w:t>
+        <w:t xml:space="preserve">№2</w:t>
       </w:r>
     </w:p>
     <w:p>
@@ -45,19 +39,7 @@
         <w:pStyle w:val="Subtitle"/>
       </w:pPr>
       <w:r>
-        <w:t xml:space="preserve">Тестирование</w:t>
-      </w:r>
-      <w:r>
-        <w:t xml:space="preserve"> </w:t>
-      </w:r>
-      <w:r>
-        <w:t xml:space="preserve">веб</w:t>
-      </w:r>
-      <w:r>
-        <w:t xml:space="preserve"> </w:t>
-      </w:r>
-      <w:r>
-        <w:t xml:space="preserve">приложений</w:t>
+        <w:t xml:space="preserve">Отчет</w:t>
       </w:r>
     </w:p>
     <w:p>
@@ -129,7 +111,19 @@
         <w:pStyle w:val="FirstParagraph"/>
       </w:pPr>
       <w:r>
-        <w:t xml:space="preserve">Установите DVWA в гостевую систему к Kali Linux.</w:t>
+        <w:t xml:space="preserve">Цель данной работы— изучение принципов технологий Ethernet и Fast Ethernet</w:t>
+      </w:r>
+      <w:r>
+        <w:t xml:space="preserve"> </w:t>
+      </w:r>
+      <w:r>
+        <w:t xml:space="preserve">и практическое освоение методик оценки работоспособности сети, построенной</w:t>
+      </w:r>
+      <w:r>
+        <w:t xml:space="preserve"> </w:t>
+      </w:r>
+      <w:r>
+        <w:t xml:space="preserve">на базе технологии Fast Ethernet.</w:t>
       </w:r>
     </w:p>
     <w:bookmarkEnd w:id="20"/>
@@ -153,14 +147,18 @@
     </w:p>
     <w:p>
       <w:pPr>
-        <w:pStyle w:val="Compact"/>
-        <w:numPr>
-          <w:ilvl w:val="0"/>
-          <w:numId w:val="1001"/>
-        </w:numPr>
-      </w:pPr>
-      <w:r>
-        <w:t xml:space="preserve">Скачиваем DVWA (рис. 1)</w:t>
+        <w:pStyle w:val="FirstParagraph"/>
+      </w:pPr>
+      <w:r>
+        <w:t xml:space="preserve">Исходные данные (Вариант 1)</w:t>
+      </w:r>
+    </w:p>
+    <w:p>
+      <w:pPr>
+        <w:pStyle w:val="BodyText"/>
+      </w:pPr>
+      <w:r>
+        <w:t xml:space="preserve">Для расчёта выбран вариант № 1 из таблицы 10.4. Сеть состоит из двух повторителей класса II, соединённых между собой сегментом 4 длиной 5 метров. К первому повторителю подключены узлы 1, 2, 3 через сегменты 1, 2, 3 длиной 96, 92 и 80 метров соответственно. Ко второму повторителю подключены узлы 4 и 5 через сегменты 5 и 6 длиной 97 и 97 метров соответственно. Все сегменты выполнены на витой паре категории 5 по технологии 100BASE-TX. Топология сети представлена (рис. 1) (рис. 2)</w:t>
       </w:r>
     </w:p>
     <w:p>
@@ -170,14 +168,14 @@
       <w:r>
         <w:drawing>
           <wp:inline>
-            <wp:extent cx="3733800" cy="1165577"/>
+            <wp:extent cx="3733800" cy="1938108"/>
             <wp:effectExtent b="0" l="0" r="0" t="0"/>
-            <wp:docPr descr="Скачиваем" title="" id="22" name="Picture"/>
+            <wp:docPr descr="Таблица варианты заданий" title="" id="22" name="Picture"/>
             <a:graphic>
               <a:graphicData uri="http://schemas.openxmlformats.org/drawingml/2006/picture">
                 <pic:pic>
                   <pic:nvPicPr>
-                    <pic:cNvPr descr="image/1.png" id="23" name="Picture"/>
+                    <pic:cNvPr descr="image/1.jpg" id="23" name="Picture"/>
                     <pic:cNvPicPr>
                       <a:picLocks noChangeArrowheads="1" noChangeAspect="1"/>
                     </pic:cNvPicPr>
@@ -191,7 +189,7 @@
                   <pic:spPr bwMode="auto">
                     <a:xfrm>
                       <a:off x="0" y="0"/>
-                      <a:ext cx="3733800" cy="1165577"/>
+                      <a:ext cx="3733800" cy="1938108"/>
                     </a:xfrm>
                     <a:prstGeom prst="rect">
                       <a:avLst/>
@@ -215,19 +213,7 @@
         <w:pStyle w:val="ImageCaption"/>
       </w:pPr>
       <w:r>
-        <w:t xml:space="preserve">Рис. 1: Скачиваем</w:t>
-      </w:r>
-    </w:p>
-    <w:p>
-      <w:pPr>
-        <w:pStyle w:val="Compact"/>
-        <w:numPr>
-          <w:ilvl w:val="0"/>
-          <w:numId w:val="1002"/>
-        </w:numPr>
-      </w:pPr>
-      <w:r>
-        <w:t xml:space="preserve">Вводим логин и пароль (рис. 2)</w:t>
+        <w:t xml:space="preserve">Рис. 1: Таблица варианты заданий</w:t>
       </w:r>
     </w:p>
     <w:p>
@@ -237,14 +223,14 @@
       <w:r>
         <w:drawing>
           <wp:inline>
-            <wp:extent cx="3733800" cy="1146771"/>
+            <wp:extent cx="3733800" cy="2321388"/>
             <wp:effectExtent b="0" l="0" r="0" t="0"/>
-            <wp:docPr descr="Пишем" title="" id="25" name="Picture"/>
+            <wp:docPr descr="Топология сети" title="" id="25" name="Picture"/>
             <a:graphic>
               <a:graphicData uri="http://schemas.openxmlformats.org/drawingml/2006/picture">
                 <pic:pic>
                   <pic:nvPicPr>
-                    <pic:cNvPr descr="image/2.png" id="26" name="Picture"/>
+                    <pic:cNvPr descr="image/2.jpg" id="26" name="Picture"/>
                     <pic:cNvPicPr>
                       <a:picLocks noChangeArrowheads="1" noChangeAspect="1"/>
                     </pic:cNvPicPr>
@@ -258,7 +244,7 @@
                   <pic:spPr bwMode="auto">
                     <a:xfrm>
                       <a:off x="0" y="0"/>
-                      <a:ext cx="3733800" cy="1146771"/>
+                      <a:ext cx="3733800" cy="2321388"/>
                     </a:xfrm>
                     <a:prstGeom prst="rect">
                       <a:avLst/>
@@ -282,19 +268,39 @@
         <w:pStyle w:val="ImageCaption"/>
       </w:pPr>
       <w:r>
-        <w:t xml:space="preserve">Рис. 2: Пишем</w:t>
-      </w:r>
-    </w:p>
-    <w:p>
-      <w:pPr>
-        <w:pStyle w:val="Compact"/>
-        <w:numPr>
-          <w:ilvl w:val="0"/>
-          <w:numId w:val="1003"/>
-        </w:numPr>
-      </w:pPr>
-      <w:r>
-        <w:t xml:space="preserve">Вводим заданные данные на сайте и входим (рис. 3)</w:t>
+        <w:t xml:space="preserve">Рис. 2: Топология сети</w:t>
+      </w:r>
+    </w:p>
+    <w:p>
+      <w:pPr>
+        <w:pStyle w:val="BodyText"/>
+      </w:pPr>
+      <w:r>
+        <w:t xml:space="preserve">Проверка по первой модели</w:t>
+      </w:r>
+    </w:p>
+    <w:p>
+      <w:pPr>
+        <w:pStyle w:val="BodyText"/>
+      </w:pPr>
+      <w:r>
+        <w:t xml:space="preserve">Первая модель проверяет предельно допустимый диаметр домена коллизий. Согласно таблице 10.1, для конфигурации с двумя повторителями класса II и всеми сегментами типа TX допустимый диаметр составляет 205 метров. Диаметр домена коллизий вычисляется как сумма длин всех сегментов: 96 + 92 + 80 + 5 + 97 + 97 = 467 метров. Полученное значение значительно превышает допустимые 205 метров. Следовательно, сеть не удовлетворяет первой модели.</w:t>
+      </w:r>
+    </w:p>
+    <w:p>
+      <w:pPr>
+        <w:pStyle w:val="BodyText"/>
+      </w:pPr>
+      <w:r>
+        <w:t xml:space="preserve">Проверка по второй модели</w:t>
+      </w:r>
+    </w:p>
+    <w:p>
+      <w:pPr>
+        <w:pStyle w:val="BodyText"/>
+      </w:pPr>
+      <w:r>
+        <w:t xml:space="preserve">Вторая модель основана на расчёте времени двойного оборота для наихудшего пути между двумя наиболее удалёнными узлами. В нашем случае наихудший путь проходит от узла 1 до узла 5 через сегменты 1, 4 и 6 и оба повторителя. Время двойного оборота складывается из задержек, вносимых парой терминалов TX/FX (100 бит), сегментами витой пары категории 5 (удельное время 1,112 би/м) и двумя повторителями класса II (по 92 бита каждый). Суммарное время двойного оборота составляет: 100 + 100 + 96×1,112 + 5×1,112 + 97×1,112 + 92 + 92 = 604,176 бит. Полученное значение превышает предельно допустимые 512 бит. Следовательно, сеть не удовлетворяет и второй модели. (рис. 3)</w:t>
       </w:r>
     </w:p>
     <w:p>
@@ -304,14 +310,14 @@
       <w:r>
         <w:drawing>
           <wp:inline>
-            <wp:extent cx="3733800" cy="2015826"/>
+            <wp:extent cx="3733800" cy="2554350"/>
             <wp:effectExtent b="0" l="0" r="0" t="0"/>
-            <wp:docPr descr="сайт dvwa" title="" id="28" name="Picture"/>
+            <wp:docPr descr="Временные задержки" title="" id="28" name="Picture"/>
             <a:graphic>
               <a:graphicData uri="http://schemas.openxmlformats.org/drawingml/2006/picture">
                 <pic:pic>
                   <pic:nvPicPr>
-                    <pic:cNvPr descr="image/3.png" id="29" name="Picture"/>
+                    <pic:cNvPr descr="image/3.jpg" id="29" name="Picture"/>
                     <pic:cNvPicPr>
                       <a:picLocks noChangeArrowheads="1" noChangeAspect="1"/>
                     </pic:cNvPicPr>
@@ -325,7 +331,7 @@
                   <pic:spPr bwMode="auto">
                     <a:xfrm>
                       <a:off x="0" y="0"/>
-                      <a:ext cx="3733800" cy="2015826"/>
+                      <a:ext cx="3733800" cy="2554350"/>
                     </a:xfrm>
                     <a:prstGeom prst="rect">
                       <a:avLst/>
@@ -349,7 +355,7 @@
         <w:pStyle w:val="ImageCaption"/>
       </w:pPr>
       <w:r>
-        <w:t xml:space="preserve">Рис. 3: сайт dvwa</w:t>
+        <w:t xml:space="preserve">Рис. 3: Временные задержки</w:t>
       </w:r>
     </w:p>
     <w:bookmarkEnd w:id="30"/>
@@ -376,7 +382,19 @@
         <w:pStyle w:val="FirstParagraph"/>
       </w:pPr>
       <w:r>
-        <w:t xml:space="preserve">Мы научились установливать DVWA в гостевую систему к Kali Linux.</w:t>
+        <w:t xml:space="preserve">Мы изучили принципы технологий Ethernet и Fast Ethernet</w:t>
+      </w:r>
+      <w:r>
+        <w:t xml:space="preserve"> </w:t>
+      </w:r>
+      <w:r>
+        <w:t xml:space="preserve">и практическое освоение методик оценки работоспособности сети, построенной</w:t>
+      </w:r>
+      <w:r>
+        <w:t xml:space="preserve"> </w:t>
+      </w:r>
+      <w:r>
+        <w:t xml:space="preserve">на базе технологии Fast Ethernet.</w:t>
       </w:r>
     </w:p>
     <w:bookmarkEnd w:id="31"/>
@@ -486,353 +504,8 @@
       </w:pPr>
     </w:lvl>
   </w:abstractNum>
-  <w:abstractNum w:abstractNumId="99411">
-    <w:nsid w:val="00A99411"/>
-    <w:multiLevelType w:val="multilevel"/>
-    <w:lvl w:ilvl="0">
-      <w:start w:val="1"/>
-      <w:numFmt w:val="decimal"/>
-      <w:lvlText w:val="%1."/>
-      <w:lvlJc w:val="left"/>
-      <w:pPr>
-        <w:ind w:left="720" w:hanging="480"/>
-      </w:pPr>
-    </w:lvl>
-    <w:lvl w:ilvl="1">
-      <w:start w:val="1"/>
-      <w:numFmt w:val="decimal"/>
-      <w:lvlText w:val="%2."/>
-      <w:lvlJc w:val="left"/>
-      <w:pPr>
-        <w:ind w:left="1440" w:hanging="480"/>
-      </w:pPr>
-    </w:lvl>
-    <w:lvl w:ilvl="2">
-      <w:start w:val="1"/>
-      <w:numFmt w:val="decimal"/>
-      <w:lvlText w:val="%3."/>
-      <w:lvlJc w:val="left"/>
-      <w:pPr>
-        <w:ind w:left="2160" w:hanging="480"/>
-      </w:pPr>
-    </w:lvl>
-    <w:lvl w:ilvl="3">
-      <w:start w:val="1"/>
-      <w:numFmt w:val="decimal"/>
-      <w:lvlText w:val="%4."/>
-      <w:lvlJc w:val="left"/>
-      <w:pPr>
-        <w:ind w:left="2880" w:hanging="480"/>
-      </w:pPr>
-    </w:lvl>
-    <w:lvl w:ilvl="4">
-      <w:start w:val="1"/>
-      <w:numFmt w:val="decimal"/>
-      <w:lvlText w:val="%5."/>
-      <w:lvlJc w:val="left"/>
-      <w:pPr>
-        <w:ind w:left="3600" w:hanging="480"/>
-      </w:pPr>
-    </w:lvl>
-    <w:lvl w:ilvl="5">
-      <w:start w:val="1"/>
-      <w:numFmt w:val="decimal"/>
-      <w:lvlText w:val="%6."/>
-      <w:lvlJc w:val="left"/>
-      <w:pPr>
-        <w:ind w:left="4320" w:hanging="480"/>
-      </w:pPr>
-    </w:lvl>
-    <w:lvl w:ilvl="6">
-      <w:start w:val="1"/>
-      <w:numFmt w:val="decimal"/>
-      <w:lvlText w:val="%7."/>
-      <w:lvlJc w:val="left"/>
-      <w:pPr>
-        <w:ind w:left="5040" w:hanging="480"/>
-      </w:pPr>
-    </w:lvl>
-    <w:lvl w:ilvl="7">
-      <w:start w:val="1"/>
-      <w:numFmt w:val="decimal"/>
-      <w:lvlText w:val="%8."/>
-      <w:lvlJc w:val="left"/>
-      <w:pPr>
-        <w:ind w:left="5760" w:hanging="480"/>
-      </w:pPr>
-    </w:lvl>
-    <w:lvl w:ilvl="8">
-      <w:start w:val="1"/>
-      <w:numFmt w:val="decimal"/>
-      <w:lvlText w:val="%9."/>
-      <w:lvlJc w:val="left"/>
-      <w:pPr>
-        <w:ind w:left="6480" w:hanging="480"/>
-      </w:pPr>
-    </w:lvl>
-  </w:abstractNum>
-  <w:abstractNum w:abstractNumId="99412">
-    <w:nsid w:val="00A99412"/>
-    <w:multiLevelType w:val="multilevel"/>
-    <w:lvl w:ilvl="0">
-      <w:start w:val="2"/>
-      <w:numFmt w:val="decimal"/>
-      <w:lvlText w:val="%1."/>
-      <w:lvlJc w:val="left"/>
-      <w:pPr>
-        <w:ind w:left="720" w:hanging="480"/>
-      </w:pPr>
-    </w:lvl>
-    <w:lvl w:ilvl="1">
-      <w:start w:val="2"/>
-      <w:numFmt w:val="decimal"/>
-      <w:lvlText w:val="%2."/>
-      <w:lvlJc w:val="left"/>
-      <w:pPr>
-        <w:ind w:left="1440" w:hanging="480"/>
-      </w:pPr>
-    </w:lvl>
-    <w:lvl w:ilvl="2">
-      <w:start w:val="2"/>
-      <w:numFmt w:val="decimal"/>
-      <w:lvlText w:val="%3."/>
-      <w:lvlJc w:val="left"/>
-      <w:pPr>
-        <w:ind w:left="2160" w:hanging="480"/>
-      </w:pPr>
-    </w:lvl>
-    <w:lvl w:ilvl="3">
-      <w:start w:val="2"/>
-      <w:numFmt w:val="decimal"/>
-      <w:lvlText w:val="%4."/>
-      <w:lvlJc w:val="left"/>
-      <w:pPr>
-        <w:ind w:left="2880" w:hanging="480"/>
-      </w:pPr>
-    </w:lvl>
-    <w:lvl w:ilvl="4">
-      <w:start w:val="2"/>
-      <w:numFmt w:val="decimal"/>
-      <w:lvlText w:val="%5."/>
-      <w:lvlJc w:val="left"/>
-      <w:pPr>
-        <w:ind w:left="3600" w:hanging="480"/>
-      </w:pPr>
-    </w:lvl>
-    <w:lvl w:ilvl="5">
-      <w:start w:val="2"/>
-      <w:numFmt w:val="decimal"/>
-      <w:lvlText w:val="%6."/>
-      <w:lvlJc w:val="left"/>
-      <w:pPr>
-        <w:ind w:left="4320" w:hanging="480"/>
-      </w:pPr>
-    </w:lvl>
-    <w:lvl w:ilvl="6">
-      <w:start w:val="2"/>
-      <w:numFmt w:val="decimal"/>
-      <w:lvlText w:val="%7."/>
-      <w:lvlJc w:val="left"/>
-      <w:pPr>
-        <w:ind w:left="5040" w:hanging="480"/>
-      </w:pPr>
-    </w:lvl>
-    <w:lvl w:ilvl="7">
-      <w:start w:val="2"/>
-      <w:numFmt w:val="decimal"/>
-      <w:lvlText w:val="%8."/>
-      <w:lvlJc w:val="left"/>
-      <w:pPr>
-        <w:ind w:left="5760" w:hanging="480"/>
-      </w:pPr>
-    </w:lvl>
-    <w:lvl w:ilvl="8">
-      <w:start w:val="2"/>
-      <w:numFmt w:val="decimal"/>
-      <w:lvlText w:val="%9."/>
-      <w:lvlJc w:val="left"/>
-      <w:pPr>
-        <w:ind w:left="6480" w:hanging="480"/>
-      </w:pPr>
-    </w:lvl>
-  </w:abstractNum>
-  <w:abstractNum w:abstractNumId="99413">
-    <w:nsid w:val="00A99413"/>
-    <w:multiLevelType w:val="multilevel"/>
-    <w:lvl w:ilvl="0">
-      <w:start w:val="3"/>
-      <w:numFmt w:val="decimal"/>
-      <w:lvlText w:val="%1."/>
-      <w:lvlJc w:val="left"/>
-      <w:pPr>
-        <w:ind w:left="720" w:hanging="480"/>
-      </w:pPr>
-    </w:lvl>
-    <w:lvl w:ilvl="1">
-      <w:start w:val="3"/>
-      <w:numFmt w:val="decimal"/>
-      <w:lvlText w:val="%2."/>
-      <w:lvlJc w:val="left"/>
-      <w:pPr>
-        <w:ind w:left="1440" w:hanging="480"/>
-      </w:pPr>
-    </w:lvl>
-    <w:lvl w:ilvl="2">
-      <w:start w:val="3"/>
-      <w:numFmt w:val="decimal"/>
-      <w:lvlText w:val="%3."/>
-      <w:lvlJc w:val="left"/>
-      <w:pPr>
-        <w:ind w:left="2160" w:hanging="480"/>
-      </w:pPr>
-    </w:lvl>
-    <w:lvl w:ilvl="3">
-      <w:start w:val="3"/>
-      <w:numFmt w:val="decimal"/>
-      <w:lvlText w:val="%4."/>
-      <w:lvlJc w:val="left"/>
-      <w:pPr>
-        <w:ind w:left="2880" w:hanging="480"/>
-      </w:pPr>
-    </w:lvl>
-    <w:lvl w:ilvl="4">
-      <w:start w:val="3"/>
-      <w:numFmt w:val="decimal"/>
-      <w:lvlText w:val="%5."/>
-      <w:lvlJc w:val="left"/>
-      <w:pPr>
-        <w:ind w:left="3600" w:hanging="480"/>
-      </w:pPr>
-    </w:lvl>
-    <w:lvl w:ilvl="5">
-      <w:start w:val="3"/>
-      <w:numFmt w:val="decimal"/>
-      <w:lvlText w:val="%6."/>
-      <w:lvlJc w:val="left"/>
-      <w:pPr>
-        <w:ind w:left="4320" w:hanging="480"/>
-      </w:pPr>
-    </w:lvl>
-    <w:lvl w:ilvl="6">
-      <w:start w:val="3"/>
-      <w:numFmt w:val="decimal"/>
-      <w:lvlText w:val="%7."/>
-      <w:lvlJc w:val="left"/>
-      <w:pPr>
-        <w:ind w:left="5040" w:hanging="480"/>
-      </w:pPr>
-    </w:lvl>
-    <w:lvl w:ilvl="7">
-      <w:start w:val="3"/>
-      <w:numFmt w:val="decimal"/>
-      <w:lvlText w:val="%8."/>
-      <w:lvlJc w:val="left"/>
-      <w:pPr>
-        <w:ind w:left="5760" w:hanging="480"/>
-      </w:pPr>
-    </w:lvl>
-    <w:lvl w:ilvl="8">
-      <w:start w:val="3"/>
-      <w:numFmt w:val="decimal"/>
-      <w:lvlText w:val="%9."/>
-      <w:lvlJc w:val="left"/>
-      <w:pPr>
-        <w:ind w:left="6480" w:hanging="480"/>
-      </w:pPr>
-    </w:lvl>
-  </w:abstractNum>
   <w:num w:numId="1000">
     <w:abstractNumId w:val="990"/>
-  </w:num>
-  <w:num w:numId="1001">
-    <w:abstractNumId w:val="99411"/>
-    <w:lvlOverride w:ilvl="0">
-      <w:startOverride w:val="1"/>
-    </w:lvlOverride>
-    <w:lvlOverride w:ilvl="1">
-      <w:startOverride w:val="1"/>
-    </w:lvlOverride>
-    <w:lvlOverride w:ilvl="2">
-      <w:startOverride w:val="1"/>
-    </w:lvlOverride>
-    <w:lvlOverride w:ilvl="3">
-      <w:startOverride w:val="1"/>
-    </w:lvlOverride>
-    <w:lvlOverride w:ilvl="4">
-      <w:startOverride w:val="1"/>
-    </w:lvlOverride>
-    <w:lvlOverride w:ilvl="5">
-      <w:startOverride w:val="1"/>
-    </w:lvlOverride>
-    <w:lvlOverride w:ilvl="6">
-      <w:startOverride w:val="1"/>
-    </w:lvlOverride>
-    <w:lvlOverride w:ilvl="7">
-      <w:startOverride w:val="1"/>
-    </w:lvlOverride>
-    <w:lvlOverride w:ilvl="8">
-      <w:startOverride w:val="1"/>
-    </w:lvlOverride>
-  </w:num>
-  <w:num w:numId="1002">
-    <w:abstractNumId w:val="99412"/>
-    <w:lvlOverride w:ilvl="0">
-      <w:startOverride w:val="2"/>
-    </w:lvlOverride>
-    <w:lvlOverride w:ilvl="1">
-      <w:startOverride w:val="2"/>
-    </w:lvlOverride>
-    <w:lvlOverride w:ilvl="2">
-      <w:startOverride w:val="2"/>
-    </w:lvlOverride>
-    <w:lvlOverride w:ilvl="3">
-      <w:startOverride w:val="2"/>
-    </w:lvlOverride>
-    <w:lvlOverride w:ilvl="4">
-      <w:startOverride w:val="2"/>
-    </w:lvlOverride>
-    <w:lvlOverride w:ilvl="5">
-      <w:startOverride w:val="2"/>
-    </w:lvlOverride>
-    <w:lvlOverride w:ilvl="6">
-      <w:startOverride w:val="2"/>
-    </w:lvlOverride>
-    <w:lvlOverride w:ilvl="7">
-      <w:startOverride w:val="2"/>
-    </w:lvlOverride>
-    <w:lvlOverride w:ilvl="8">
-      <w:startOverride w:val="2"/>
-    </w:lvlOverride>
-  </w:num>
-  <w:num w:numId="1003">
-    <w:abstractNumId w:val="99413"/>
-    <w:lvlOverride w:ilvl="0">
-      <w:startOverride w:val="3"/>
-    </w:lvlOverride>
-    <w:lvlOverride w:ilvl="1">
-      <w:startOverride w:val="3"/>
-    </w:lvlOverride>
-    <w:lvlOverride w:ilvl="2">
-      <w:startOverride w:val="3"/>
-    </w:lvlOverride>
-    <w:lvlOverride w:ilvl="3">
-      <w:startOverride w:val="3"/>
-    </w:lvlOverride>
-    <w:lvlOverride w:ilvl="4">
-      <w:startOverride w:val="3"/>
-    </w:lvlOverride>
-    <w:lvlOverride w:ilvl="5">
-      <w:startOverride w:val="3"/>
-    </w:lvlOverride>
-    <w:lvlOverride w:ilvl="6">
-      <w:startOverride w:val="3"/>
-    </w:lvlOverride>
-    <w:lvlOverride w:ilvl="7">
-      <w:startOverride w:val="3"/>
-    </w:lvlOverride>
-    <w:lvlOverride w:ilvl="8">
-      <w:startOverride w:val="3"/>
-    </w:lvlOverride>
   </w:num>
 </w:numbering>
 </file>
